--- a/frontend/public/templates/Ugovor_o_radu_template_.docx
+++ b/frontend/public/templates/Ugovor_o_radu_template_.docx
@@ -180,7 +180,7 @@
         <w:jc w:val="both"/>
       </w:pPr>
       <w:r>
-        <w:t>Radnik će raditi puno radno vrijeme u trajanju od 40 sati sedmično. Raspored radnog vremena određuje Poslodavac u skladu sa potrebama procesa rada.</w:t>
+        <w:t xml:space="preserve">{{clan_radno_vrijeme}}</w:t>
       </w:r>
     </w:p>
     <w:p>
